--- a/GITLabCI_CD/GitLab_CI_CD_Guide_Debutant.docx
+++ b/GITLabCI_CD/GitLab_CI_CD_Guide_Debutant.docx
@@ -1,6 +1,6 @@
 
 <file path=word/document.xml><?xml version="1.0" encoding="utf-8"?>
-<w:document xmlns:wpc="http://schemas.microsoft.com/office/word/2010/wordprocessingCanvas" xmlns:cx="http://schemas.microsoft.com/office/drawing/2014/chartex" xmlns:cx1="http://schemas.microsoft.com/office/drawing/2015/9/8/chartex" xmlns:cx2="http://schemas.microsoft.com/office/drawing/2015/10/21/chartex" xmlns:cx3="http://schemas.microsoft.com/office/drawing/2016/5/9/chartex" xmlns:cx4="http://schemas.microsoft.com/office/drawing/2016/5/10/chartex" xmlns:cx5="http://schemas.microsoft.com/office/drawing/2016/5/11/chartex" xmlns:cx6="http://schemas.microsoft.com/office/drawing/2016/5/12/chartex" xmlns:cx7="http://schemas.microsoft.com/office/drawing/2016/5/13/chartex" xmlns:cx8="http://schemas.microsoft.com/office/drawing/2016/5/14/chartex" xmlns:mc="http://schemas.openxmlformats.org/markup-compatibility/2006" xmlns:aink="http://schemas.microsoft.com/office/drawing/2016/ink" xmlns:am3d="http://schemas.microsoft.com/office/drawing/2017/model3d" xmlns:o="urn:schemas-microsoft-com:office:office" xmlns:oel="http://schemas.microsoft.com/office/2019/extlst" xmlns:r="http://schemas.openxmlformats.org/officeDocument/2006/relationships" xmlns:m="http://schemas.openxmlformats.org/officeDocument/2006/math" xmlns:v="urn:schemas-microsoft-com:vml" xmlns:wp14="http://schemas.microsoft.com/office/word/2010/wordprocessingDrawing" xmlns:wp="http://schemas.openxmlformats.org/drawingml/2006/wordprocessingDrawing" xmlns:w10="urn:schemas-microsoft-com:office:word" xmlns:w="http://schemas.openxmlformats.org/wordprocessingml/2006/main" xmlns:w14="http://schemas.microsoft.com/office/word/2010/wordml" xmlns:w15="http://schemas.microsoft.com/office/word/2012/wordml" xmlns:w16cex="http://schemas.microsoft.com/office/word/2018/wordml/cex" xmlns:w16cid="http://schemas.microsoft.com/office/word/2016/wordml/cid" xmlns:w16="http://schemas.microsoft.com/office/word/2018/wordml" xmlns:w16du="http://schemas.microsoft.com/office/word/2023/wordml/word16du" xmlns:w16sdtdh="http://schemas.microsoft.com/office/word/2020/wordml/sdtdatahash" xmlns:w16sdtfl="http://schemas.microsoft.com/office/word/2024/wordml/sdtformatlock" xmlns:w16se="http://schemas.microsoft.com/office/word/2015/wordml/symex" xmlns:wpg="http://schemas.microsoft.com/office/word/2010/wordprocessingGroup" xmlns:wpi="http://schemas.microsoft.com/office/word/2010/wordprocessingInk" xmlns:wne="http://schemas.microsoft.com/office/word/2006/wordml" xmlns:wps="http://schemas.microsoft.com/office/word/2010/wordprocessingShape" mc:Ignorable="w14 w15 w16se w16cid w16 w16cex w16sdtdh w16sdtfl w16du wp14">
+<w:document xmlns:wpc="http://schemas.microsoft.com/office/word/2010/wordprocessingCanvas" xmlns:cx="http://schemas.microsoft.com/office/drawing/2014/chartex" xmlns:cx1="http://schemas.microsoft.com/office/drawing/2015/9/8/chartex" xmlns:cx2="http://schemas.microsoft.com/office/drawing/2015/10/21/chartex" xmlns:cx3="http://schemas.microsoft.com/office/drawing/2016/5/9/chartex" xmlns:cx4="http://schemas.microsoft.com/office/drawing/2016/5/10/chartex" xmlns:cx5="http://schemas.microsoft.com/office/drawing/2016/5/11/chartex" xmlns:cx6="http://schemas.microsoft.com/office/drawing/2016/5/12/chartex" xmlns:cx7="http://schemas.microsoft.com/office/drawing/2016/5/13/chartex" xmlns:cx8="http://schemas.microsoft.com/office/drawing/2016/5/14/chartex" xmlns:mc="http://schemas.openxmlformats.org/markup-compatibility/2006" xmlns:aink="http://schemas.microsoft.com/office/drawing/2016/ink" xmlns:am3d="http://schemas.microsoft.com/office/drawing/2017/model3d" xmlns:o="urn:schemas-microsoft-com:office:office" xmlns:oel="http://schemas.microsoft.com/office/2019/extlst" xmlns:r="http://schemas.openxmlformats.org/officeDocument/2006/relationships" xmlns:m="http://schemas.openxmlformats.org/officeDocument/2006/math" xmlns:v="urn:schemas-microsoft-com:vml" xmlns:wp14="http://schemas.microsoft.com/office/word/2010/wordprocessingDrawing" xmlns:wp="http://schemas.openxmlformats.org/drawingml/2006/wordprocessingDrawing" xmlns:w10="urn:schemas-microsoft-com:office:word" xmlns:w="http://schemas.openxmlformats.org/wordprocessingml/2006/main" xmlns:w14="http://schemas.microsoft.com/office/word/2010/wordml" xmlns:w15="http://schemas.microsoft.com/office/word/2012/wordml" xmlns:w16cex="http://schemas.microsoft.com/office/word/2018/wordml/cex" xmlns:w16cid="http://schemas.microsoft.com/office/word/2016/wordml/cid" xmlns:w16="http://schemas.microsoft.com/office/word/2018/wordml" xmlns:w16sdtdh="http://schemas.microsoft.com/office/word/2020/wordml/sdtdatahash" xmlns:w16se="http://schemas.microsoft.com/office/word/2015/wordml/symex" xmlns:wpg="http://schemas.microsoft.com/office/word/2010/wordprocessingGroup" xmlns:wpi="http://schemas.microsoft.com/office/word/2010/wordprocessingInk" xmlns:wne="http://schemas.microsoft.com/office/word/2006/wordml" xmlns:wps="http://schemas.microsoft.com/office/word/2010/wordprocessingShape" mc:Ignorable="w14 w15 w16se w16cid w16 w16cex w16sdtdh wp14">
   <w:body>
     <w:p>
       <w:pPr>
@@ -51,20 +51,8 @@
           <w:sz w:val="26"/>
           <w:szCs w:val="26"/>
         </w:rPr>
-        <w:t xml:space="preserve">Guide pas à pas pour </w:t>
-      </w:r>
-      <w:proofErr w:type="spellStart"/>
-      <w:r>
-        <w:rPr>
-          <w:i/>
-          <w:iCs/>
-          <w:color w:val="595959"/>
-          <w:sz w:val="26"/>
-          <w:szCs w:val="26"/>
-        </w:rPr>
-        <w:t>débutant·e</w:t>
-      </w:r>
-      <w:proofErr w:type="spellEnd"/>
+        <w:t>Guide pas à pas pour débutante</w:t>
+      </w:r>
     </w:p>
     <w:p>
       <w:pPr>
@@ -2672,9 +2660,9 @@
         </w:rPr>
         <w:lastRenderedPageBreak/>
         <w:drawing>
-          <wp:inline distT="0" distB="0" distL="0" distR="0" wp14:anchorId="6BB2A913" wp14:editId="400D4034">
-            <wp:extent cx="5905500" cy="2781300"/>
-            <wp:effectExtent l="0" t="0" r="0" b="0"/>
+          <wp:inline distT="0" distB="0" distL="0" distR="0" wp14:anchorId="6BB2A913" wp14:editId="6EDB6E18">
+            <wp:extent cx="4508389" cy="2123306"/>
+            <wp:effectExtent l="0" t="0" r="6985" b="0"/>
             <wp:docPr id="938566654" name="Image 938566654"/>
             <wp:cNvGraphicFramePr>
               <a:graphicFrameLocks xmlns:a="http://schemas.openxmlformats.org/drawingml/2006/main" noChangeAspect="1"/>
@@ -2698,7 +2686,7 @@
                   <pic:spPr bwMode="auto">
                     <a:xfrm>
                       <a:off x="0" y="0"/>
-                      <a:ext cx="5905500" cy="2781300"/>
+                      <a:ext cx="4520178" cy="2128858"/>
                     </a:xfrm>
                     <a:prstGeom prst="rect">
                       <a:avLst/>
@@ -8306,15 +8294,7 @@
             </w:r>
             <w:proofErr w:type="spellEnd"/>
             <w:r>
-              <w:t xml:space="preserve"> sont les anciennes propriétés pour restreindre l'exécution d'un job à certaines branches. Elles sont aujourd'hui dépréciées au profit de </w:t>
-            </w:r>
-            <w:proofErr w:type="spellStart"/>
-            <w:r>
-              <w:t>rules</w:t>
-            </w:r>
-            <w:proofErr w:type="spellEnd"/>
-            <w:r>
-              <w:t>, plus flexible.</w:t>
+              <w:t xml:space="preserve"> sont les anciennes propriétés pour restreindre l'exécution d'un job à certaines branches. Elles sont aujourd'hui dépréciées au profit de rules, plus flexible.</w:t>
             </w:r>
           </w:p>
         </w:tc>
@@ -8460,23 +8440,7 @@
           <w:b/>
           <w:bCs/>
         </w:rPr>
-        <w:t>Nouvelle méthode recommandée (</w:t>
-      </w:r>
-      <w:proofErr w:type="spellStart"/>
-      <w:r>
-        <w:rPr>
-          <w:b/>
-          <w:bCs/>
-        </w:rPr>
-        <w:t>rules</w:t>
-      </w:r>
-      <w:proofErr w:type="spellEnd"/>
-      <w:r>
-        <w:rPr>
-          <w:b/>
-          <w:bCs/>
-        </w:rPr>
-        <w:t>) :</w:t>
+        <w:t>Nouvelle méthode recommandée (rules) :</w:t>
       </w:r>
     </w:p>
     <w:p>
@@ -8541,29 +8505,7 @@
           <w:sz w:val="18"/>
           <w:szCs w:val="18"/>
         </w:rPr>
-        <w:t>Illustration — pipeline de branche (</w:t>
-      </w:r>
-      <w:proofErr w:type="spellStart"/>
-      <w:r>
-        <w:rPr>
-          <w:i/>
-          <w:iCs/>
-          <w:color w:val="737373"/>
-          <w:sz w:val="18"/>
-          <w:szCs w:val="18"/>
-        </w:rPr>
-        <w:t>rules</w:t>
-      </w:r>
-      <w:proofErr w:type="spellEnd"/>
-      <w:r>
-        <w:rPr>
-          <w:i/>
-          <w:iCs/>
-          <w:color w:val="737373"/>
-          <w:sz w:val="18"/>
-          <w:szCs w:val="18"/>
-        </w:rPr>
-        <w:t>)</w:t>
+        <w:t>Illustration — pipeline de branche (rules)</w:t>
       </w:r>
     </w:p>
     <w:p>
@@ -12642,7 +12584,6 @@
             </w:tcMar>
           </w:tcPr>
           <w:p>
-            <w:proofErr w:type="spellStart"/>
             <w:r>
               <w:rPr>
                 <w:rFonts w:ascii="Consolas" w:eastAsia="Consolas" w:hAnsi="Consolas" w:cs="Consolas"/>
@@ -12652,19 +12593,7 @@
                 <w:sz w:val="20"/>
                 <w:szCs w:val="20"/>
               </w:rPr>
-              <w:t>rules</w:t>
-            </w:r>
-            <w:proofErr w:type="spellEnd"/>
-            <w:r>
-              <w:rPr>
-                <w:rFonts w:ascii="Consolas" w:eastAsia="Consolas" w:hAnsi="Consolas" w:cs="Consolas"/>
-                <w:b/>
-                <w:bCs/>
-                <w:color w:val="4A1F80"/>
-                <w:sz w:val="20"/>
-                <w:szCs w:val="20"/>
-              </w:rPr>
-              <w:t xml:space="preserve"> / </w:t>
+              <w:t xml:space="preserve">rules / </w:t>
             </w:r>
             <w:proofErr w:type="spellStart"/>
             <w:r>
@@ -12722,23 +12651,7 @@
                 <w:sz w:val="20"/>
                 <w:szCs w:val="20"/>
               </w:rPr>
-              <w:t>Conditions déterminant si un job doit s'exécuter (</w:t>
-            </w:r>
-            <w:proofErr w:type="spellStart"/>
-            <w:r>
-              <w:rPr>
-                <w:sz w:val="20"/>
-                <w:szCs w:val="20"/>
-              </w:rPr>
-              <w:t>rules</w:t>
-            </w:r>
-            <w:proofErr w:type="spellEnd"/>
-            <w:r>
-              <w:rPr>
-                <w:sz w:val="20"/>
-                <w:szCs w:val="20"/>
-              </w:rPr>
-              <w:t xml:space="preserve"> est la méthode actuelle recommandée).</w:t>
+              <w:t>Conditions déterminant si un job doit s'exécuter (rules est la méthode actuelle recommandée).</w:t>
             </w:r>
           </w:p>
         </w:tc>
@@ -13096,7 +13009,31 @@
                 <w:sz w:val="20"/>
                 <w:szCs w:val="20"/>
               </w:rPr>
-              <w:t xml:space="preserve"> (shell/docker)</w:t>
+              <w:t xml:space="preserve"> (</w:t>
+            </w:r>
+            <w:proofErr w:type="spellStart"/>
+            <w:r>
+              <w:rPr>
+                <w:rFonts w:ascii="Consolas" w:eastAsia="Consolas" w:hAnsi="Consolas" w:cs="Consolas"/>
+                <w:b/>
+                <w:bCs/>
+                <w:color w:val="4A1F80"/>
+                <w:sz w:val="20"/>
+                <w:szCs w:val="20"/>
+              </w:rPr>
+              <w:t>shell</w:t>
+            </w:r>
+            <w:proofErr w:type="spellEnd"/>
+            <w:r>
+              <w:rPr>
+                <w:rFonts w:ascii="Consolas" w:eastAsia="Consolas" w:hAnsi="Consolas" w:cs="Consolas"/>
+                <w:b/>
+                <w:bCs/>
+                <w:color w:val="4A1F80"/>
+                <w:sz w:val="20"/>
+                <w:szCs w:val="20"/>
+              </w:rPr>
+              <w:t>/docker)</w:t>
             </w:r>
           </w:p>
         </w:tc>
@@ -13295,7 +13232,7 @@
 </file>
 
 <file path=word/endnotes.xml><?xml version="1.0" encoding="utf-8"?>
-<w:endnotes xmlns:wpc="http://schemas.microsoft.com/office/word/2010/wordprocessingCanvas" xmlns:cx="http://schemas.microsoft.com/office/drawing/2014/chartex" xmlns:cx1="http://schemas.microsoft.com/office/drawing/2015/9/8/chartex" xmlns:cx2="http://schemas.microsoft.com/office/drawing/2015/10/21/chartex" xmlns:cx3="http://schemas.microsoft.com/office/drawing/2016/5/9/chartex" xmlns:cx4="http://schemas.microsoft.com/office/drawing/2016/5/10/chartex" xmlns:cx5="http://schemas.microsoft.com/office/drawing/2016/5/11/chartex" xmlns:cx6="http://schemas.microsoft.com/office/drawing/2016/5/12/chartex" xmlns:cx7="http://schemas.microsoft.com/office/drawing/2016/5/13/chartex" xmlns:cx8="http://schemas.microsoft.com/office/drawing/2016/5/14/chartex" xmlns:mc="http://schemas.openxmlformats.org/markup-compatibility/2006" xmlns:aink="http://schemas.microsoft.com/office/drawing/2016/ink" xmlns:am3d="http://schemas.microsoft.com/office/drawing/2017/model3d" xmlns:o="urn:schemas-microsoft-com:office:office" xmlns:oel="http://schemas.microsoft.com/office/2019/extlst" xmlns:r="http://schemas.openxmlformats.org/officeDocument/2006/relationships" xmlns:m="http://schemas.openxmlformats.org/officeDocument/2006/math" xmlns:v="urn:schemas-microsoft-com:vml" xmlns:wp14="http://schemas.microsoft.com/office/word/2010/wordprocessingDrawing" xmlns:wp="http://schemas.openxmlformats.org/drawingml/2006/wordprocessingDrawing" xmlns:w10="urn:schemas-microsoft-com:office:word" xmlns:w="http://schemas.openxmlformats.org/wordprocessingml/2006/main" xmlns:w14="http://schemas.microsoft.com/office/word/2010/wordml" xmlns:w15="http://schemas.microsoft.com/office/word/2012/wordml" xmlns:w16cex="http://schemas.microsoft.com/office/word/2018/wordml/cex" xmlns:w16cid="http://schemas.microsoft.com/office/word/2016/wordml/cid" xmlns:w16="http://schemas.microsoft.com/office/word/2018/wordml" xmlns:w16du="http://schemas.microsoft.com/office/word/2023/wordml/word16du" xmlns:w16sdtdh="http://schemas.microsoft.com/office/word/2020/wordml/sdtdatahash" xmlns:w16sdtfl="http://schemas.microsoft.com/office/word/2024/wordml/sdtformatlock" xmlns:w16se="http://schemas.microsoft.com/office/word/2015/wordml/symex" xmlns:wpg="http://schemas.microsoft.com/office/word/2010/wordprocessingGroup" xmlns:wpi="http://schemas.microsoft.com/office/word/2010/wordprocessingInk" xmlns:wne="http://schemas.microsoft.com/office/word/2006/wordml" xmlns:wps="http://schemas.microsoft.com/office/word/2010/wordprocessingShape" mc:Ignorable="w14 w15 w16se w16cid w16 w16cex w16sdtdh w16sdtfl w16du wp14">
+<w:endnotes xmlns:wpc="http://schemas.microsoft.com/office/word/2010/wordprocessingCanvas" xmlns:cx="http://schemas.microsoft.com/office/drawing/2014/chartex" xmlns:cx1="http://schemas.microsoft.com/office/drawing/2015/9/8/chartex" xmlns:cx2="http://schemas.microsoft.com/office/drawing/2015/10/21/chartex" xmlns:cx3="http://schemas.microsoft.com/office/drawing/2016/5/9/chartex" xmlns:cx4="http://schemas.microsoft.com/office/drawing/2016/5/10/chartex" xmlns:cx5="http://schemas.microsoft.com/office/drawing/2016/5/11/chartex" xmlns:cx6="http://schemas.microsoft.com/office/drawing/2016/5/12/chartex" xmlns:cx7="http://schemas.microsoft.com/office/drawing/2016/5/13/chartex" xmlns:cx8="http://schemas.microsoft.com/office/drawing/2016/5/14/chartex" xmlns:mc="http://schemas.openxmlformats.org/markup-compatibility/2006" xmlns:aink="http://schemas.microsoft.com/office/drawing/2016/ink" xmlns:am3d="http://schemas.microsoft.com/office/drawing/2017/model3d" xmlns:o="urn:schemas-microsoft-com:office:office" xmlns:oel="http://schemas.microsoft.com/office/2019/extlst" xmlns:r="http://schemas.openxmlformats.org/officeDocument/2006/relationships" xmlns:m="http://schemas.openxmlformats.org/officeDocument/2006/math" xmlns:v="urn:schemas-microsoft-com:vml" xmlns:wp14="http://schemas.microsoft.com/office/word/2010/wordprocessingDrawing" xmlns:wp="http://schemas.openxmlformats.org/drawingml/2006/wordprocessingDrawing" xmlns:w10="urn:schemas-microsoft-com:office:word" xmlns:w="http://schemas.openxmlformats.org/wordprocessingml/2006/main" xmlns:w14="http://schemas.microsoft.com/office/word/2010/wordml" xmlns:w15="http://schemas.microsoft.com/office/word/2012/wordml" xmlns:w16cex="http://schemas.microsoft.com/office/word/2018/wordml/cex" xmlns:w16cid="http://schemas.microsoft.com/office/word/2016/wordml/cid" xmlns:w16="http://schemas.microsoft.com/office/word/2018/wordml" xmlns:w16sdtdh="http://schemas.microsoft.com/office/word/2020/wordml/sdtdatahash" xmlns:w16se="http://schemas.microsoft.com/office/word/2015/wordml/symex" xmlns:wpg="http://schemas.microsoft.com/office/word/2010/wordprocessingGroup" xmlns:wpi="http://schemas.microsoft.com/office/word/2010/wordprocessingInk" xmlns:wne="http://schemas.microsoft.com/office/word/2006/wordml" xmlns:wps="http://schemas.microsoft.com/office/word/2010/wordprocessingShape" mc:Ignorable="w14 w15 w16se w16cid w16 w16cex w16sdtdh wp14">
   <w:endnote w:type="separator" w:id="-1">
     <w:p>
       <w:r>
@@ -13314,7 +13251,7 @@
 </file>
 
 <file path=word/footer1.xml><?xml version="1.0" encoding="utf-8"?>
-<w:ftr xmlns:wpc="http://schemas.microsoft.com/office/word/2010/wordprocessingCanvas" xmlns:cx="http://schemas.microsoft.com/office/drawing/2014/chartex" xmlns:cx1="http://schemas.microsoft.com/office/drawing/2015/9/8/chartex" xmlns:cx2="http://schemas.microsoft.com/office/drawing/2015/10/21/chartex" xmlns:cx3="http://schemas.microsoft.com/office/drawing/2016/5/9/chartex" xmlns:cx4="http://schemas.microsoft.com/office/drawing/2016/5/10/chartex" xmlns:cx5="http://schemas.microsoft.com/office/drawing/2016/5/11/chartex" xmlns:cx6="http://schemas.microsoft.com/office/drawing/2016/5/12/chartex" xmlns:cx7="http://schemas.microsoft.com/office/drawing/2016/5/13/chartex" xmlns:cx8="http://schemas.microsoft.com/office/drawing/2016/5/14/chartex" xmlns:mc="http://schemas.openxmlformats.org/markup-compatibility/2006" xmlns:aink="http://schemas.microsoft.com/office/drawing/2016/ink" xmlns:am3d="http://schemas.microsoft.com/office/drawing/2017/model3d" xmlns:o="urn:schemas-microsoft-com:office:office" xmlns:oel="http://schemas.microsoft.com/office/2019/extlst" xmlns:r="http://schemas.openxmlformats.org/officeDocument/2006/relationships" xmlns:m="http://schemas.openxmlformats.org/officeDocument/2006/math" xmlns:v="urn:schemas-microsoft-com:vml" xmlns:wp14="http://schemas.microsoft.com/office/word/2010/wordprocessingDrawing" xmlns:wp="http://schemas.openxmlformats.org/drawingml/2006/wordprocessingDrawing" xmlns:w10="urn:schemas-microsoft-com:office:word" xmlns:w="http://schemas.openxmlformats.org/wordprocessingml/2006/main" xmlns:w14="http://schemas.microsoft.com/office/word/2010/wordml" xmlns:w15="http://schemas.microsoft.com/office/word/2012/wordml" xmlns:w16cex="http://schemas.microsoft.com/office/word/2018/wordml/cex" xmlns:w16cid="http://schemas.microsoft.com/office/word/2016/wordml/cid" xmlns:w16="http://schemas.microsoft.com/office/word/2018/wordml" xmlns:w16du="http://schemas.microsoft.com/office/word/2023/wordml/word16du" xmlns:w16sdtdh="http://schemas.microsoft.com/office/word/2020/wordml/sdtdatahash" xmlns:w16sdtfl="http://schemas.microsoft.com/office/word/2024/wordml/sdtformatlock" xmlns:w16se="http://schemas.microsoft.com/office/word/2015/wordml/symex" xmlns:wpg="http://schemas.microsoft.com/office/word/2010/wordprocessingGroup" xmlns:wpi="http://schemas.microsoft.com/office/word/2010/wordprocessingInk" xmlns:wne="http://schemas.microsoft.com/office/word/2006/wordml" xmlns:wps="http://schemas.microsoft.com/office/word/2010/wordprocessingShape" mc:Ignorable="w14 w15 w16se w16cid w16 w16cex w16sdtdh w16sdtfl w16du wp14">
+<w:ftr xmlns:wpc="http://schemas.microsoft.com/office/word/2010/wordprocessingCanvas" xmlns:cx="http://schemas.microsoft.com/office/drawing/2014/chartex" xmlns:cx1="http://schemas.microsoft.com/office/drawing/2015/9/8/chartex" xmlns:cx2="http://schemas.microsoft.com/office/drawing/2015/10/21/chartex" xmlns:cx3="http://schemas.microsoft.com/office/drawing/2016/5/9/chartex" xmlns:cx4="http://schemas.microsoft.com/office/drawing/2016/5/10/chartex" xmlns:cx5="http://schemas.microsoft.com/office/drawing/2016/5/11/chartex" xmlns:cx6="http://schemas.microsoft.com/office/drawing/2016/5/12/chartex" xmlns:cx7="http://schemas.microsoft.com/office/drawing/2016/5/13/chartex" xmlns:cx8="http://schemas.microsoft.com/office/drawing/2016/5/14/chartex" xmlns:mc="http://schemas.openxmlformats.org/markup-compatibility/2006" xmlns:aink="http://schemas.microsoft.com/office/drawing/2016/ink" xmlns:am3d="http://schemas.microsoft.com/office/drawing/2017/model3d" xmlns:o="urn:schemas-microsoft-com:office:office" xmlns:oel="http://schemas.microsoft.com/office/2019/extlst" xmlns:r="http://schemas.openxmlformats.org/officeDocument/2006/relationships" xmlns:m="http://schemas.openxmlformats.org/officeDocument/2006/math" xmlns:v="urn:schemas-microsoft-com:vml" xmlns:wp14="http://schemas.microsoft.com/office/word/2010/wordprocessingDrawing" xmlns:wp="http://schemas.openxmlformats.org/drawingml/2006/wordprocessingDrawing" xmlns:w10="urn:schemas-microsoft-com:office:word" xmlns:w="http://schemas.openxmlformats.org/wordprocessingml/2006/main" xmlns:w14="http://schemas.microsoft.com/office/word/2010/wordml" xmlns:w15="http://schemas.microsoft.com/office/word/2012/wordml" xmlns:w16cex="http://schemas.microsoft.com/office/word/2018/wordml/cex" xmlns:w16cid="http://schemas.microsoft.com/office/word/2016/wordml/cid" xmlns:w16="http://schemas.microsoft.com/office/word/2018/wordml" xmlns:w16sdtdh="http://schemas.microsoft.com/office/word/2020/wordml/sdtdatahash" xmlns:w16se="http://schemas.microsoft.com/office/word/2015/wordml/symex" xmlns:wpg="http://schemas.microsoft.com/office/word/2010/wordprocessingGroup" xmlns:wpi="http://schemas.microsoft.com/office/word/2010/wordprocessingInk" xmlns:wne="http://schemas.microsoft.com/office/word/2006/wordml" xmlns:wps="http://schemas.microsoft.com/office/word/2010/wordprocessingShape" mc:Ignorable="w14 w15 w16se w16cid w16 w16cex w16sdtdh wp14">
   <w:p>
     <w:pPr>
       <w:jc w:val="center"/>
@@ -13422,7 +13359,7 @@
 </file>
 
 <file path=word/footnotes.xml><?xml version="1.0" encoding="utf-8"?>
-<w:footnotes xmlns:wpc="http://schemas.microsoft.com/office/word/2010/wordprocessingCanvas" xmlns:cx="http://schemas.microsoft.com/office/drawing/2014/chartex" xmlns:cx1="http://schemas.microsoft.com/office/drawing/2015/9/8/chartex" xmlns:cx2="http://schemas.microsoft.com/office/drawing/2015/10/21/chartex" xmlns:cx3="http://schemas.microsoft.com/office/drawing/2016/5/9/chartex" xmlns:cx4="http://schemas.microsoft.com/office/drawing/2016/5/10/chartex" xmlns:cx5="http://schemas.microsoft.com/office/drawing/2016/5/11/chartex" xmlns:cx6="http://schemas.microsoft.com/office/drawing/2016/5/12/chartex" xmlns:cx7="http://schemas.microsoft.com/office/drawing/2016/5/13/chartex" xmlns:cx8="http://schemas.microsoft.com/office/drawing/2016/5/14/chartex" xmlns:mc="http://schemas.openxmlformats.org/markup-compatibility/2006" xmlns:aink="http://schemas.microsoft.com/office/drawing/2016/ink" xmlns:am3d="http://schemas.microsoft.com/office/drawing/2017/model3d" xmlns:o="urn:schemas-microsoft-com:office:office" xmlns:oel="http://schemas.microsoft.com/office/2019/extlst" xmlns:r="http://schemas.openxmlformats.org/officeDocument/2006/relationships" xmlns:m="http://schemas.openxmlformats.org/officeDocument/2006/math" xmlns:v="urn:schemas-microsoft-com:vml" xmlns:wp14="http://schemas.microsoft.com/office/word/2010/wordprocessingDrawing" xmlns:wp="http://schemas.openxmlformats.org/drawingml/2006/wordprocessingDrawing" xmlns:w10="urn:schemas-microsoft-com:office:word" xmlns:w="http://schemas.openxmlformats.org/wordprocessingml/2006/main" xmlns:w14="http://schemas.microsoft.com/office/word/2010/wordml" xmlns:w15="http://schemas.microsoft.com/office/word/2012/wordml" xmlns:w16cex="http://schemas.microsoft.com/office/word/2018/wordml/cex" xmlns:w16cid="http://schemas.microsoft.com/office/word/2016/wordml/cid" xmlns:w16="http://schemas.microsoft.com/office/word/2018/wordml" xmlns:w16du="http://schemas.microsoft.com/office/word/2023/wordml/word16du" xmlns:w16sdtdh="http://schemas.microsoft.com/office/word/2020/wordml/sdtdatahash" xmlns:w16sdtfl="http://schemas.microsoft.com/office/word/2024/wordml/sdtformatlock" xmlns:w16se="http://schemas.microsoft.com/office/word/2015/wordml/symex" xmlns:wpg="http://schemas.microsoft.com/office/word/2010/wordprocessingGroup" xmlns:wpi="http://schemas.microsoft.com/office/word/2010/wordprocessingInk" xmlns:wne="http://schemas.microsoft.com/office/word/2006/wordml" xmlns:wps="http://schemas.microsoft.com/office/word/2010/wordprocessingShape" mc:Ignorable="w14 w15 w16se w16cid w16 w16cex w16sdtdh w16sdtfl w16du wp14">
+<w:footnotes xmlns:wpc="http://schemas.microsoft.com/office/word/2010/wordprocessingCanvas" xmlns:cx="http://schemas.microsoft.com/office/drawing/2014/chartex" xmlns:cx1="http://schemas.microsoft.com/office/drawing/2015/9/8/chartex" xmlns:cx2="http://schemas.microsoft.com/office/drawing/2015/10/21/chartex" xmlns:cx3="http://schemas.microsoft.com/office/drawing/2016/5/9/chartex" xmlns:cx4="http://schemas.microsoft.com/office/drawing/2016/5/10/chartex" xmlns:cx5="http://schemas.microsoft.com/office/drawing/2016/5/11/chartex" xmlns:cx6="http://schemas.microsoft.com/office/drawing/2016/5/12/chartex" xmlns:cx7="http://schemas.microsoft.com/office/drawing/2016/5/13/chartex" xmlns:cx8="http://schemas.microsoft.com/office/drawing/2016/5/14/chartex" xmlns:mc="http://schemas.openxmlformats.org/markup-compatibility/2006" xmlns:aink="http://schemas.microsoft.com/office/drawing/2016/ink" xmlns:am3d="http://schemas.microsoft.com/office/drawing/2017/model3d" xmlns:o="urn:schemas-microsoft-com:office:office" xmlns:oel="http://schemas.microsoft.com/office/2019/extlst" xmlns:r="http://schemas.openxmlformats.org/officeDocument/2006/relationships" xmlns:m="http://schemas.openxmlformats.org/officeDocument/2006/math" xmlns:v="urn:schemas-microsoft-com:vml" xmlns:wp14="http://schemas.microsoft.com/office/word/2010/wordprocessingDrawing" xmlns:wp="http://schemas.openxmlformats.org/drawingml/2006/wordprocessingDrawing" xmlns:w10="urn:schemas-microsoft-com:office:word" xmlns:w="http://schemas.openxmlformats.org/wordprocessingml/2006/main" xmlns:w14="http://schemas.microsoft.com/office/word/2010/wordml" xmlns:w15="http://schemas.microsoft.com/office/word/2012/wordml" xmlns:w16cex="http://schemas.microsoft.com/office/word/2018/wordml/cex" xmlns:w16cid="http://schemas.microsoft.com/office/word/2016/wordml/cid" xmlns:w16="http://schemas.microsoft.com/office/word/2018/wordml" xmlns:w16sdtdh="http://schemas.microsoft.com/office/word/2020/wordml/sdtdatahash" xmlns:w16se="http://schemas.microsoft.com/office/word/2015/wordml/symex" xmlns:wpg="http://schemas.microsoft.com/office/word/2010/wordprocessingGroup" xmlns:wpi="http://schemas.microsoft.com/office/word/2010/wordprocessingInk" xmlns:wne="http://schemas.microsoft.com/office/word/2006/wordml" xmlns:wps="http://schemas.microsoft.com/office/word/2010/wordprocessingShape" mc:Ignorable="w14 w15 w16se w16cid w16 w16cex w16sdtdh wp14">
   <w:footnote w:type="separator" w:id="-1">
     <w:p>
       <w:r>
@@ -13441,7 +13378,7 @@
 </file>
 
 <file path=word/header1.xml><?xml version="1.0" encoding="utf-8"?>
-<w:hdr xmlns:wpc="http://schemas.microsoft.com/office/word/2010/wordprocessingCanvas" xmlns:cx="http://schemas.microsoft.com/office/drawing/2014/chartex" xmlns:cx1="http://schemas.microsoft.com/office/drawing/2015/9/8/chartex" xmlns:cx2="http://schemas.microsoft.com/office/drawing/2015/10/21/chartex" xmlns:cx3="http://schemas.microsoft.com/office/drawing/2016/5/9/chartex" xmlns:cx4="http://schemas.microsoft.com/office/drawing/2016/5/10/chartex" xmlns:cx5="http://schemas.microsoft.com/office/drawing/2016/5/11/chartex" xmlns:cx6="http://schemas.microsoft.com/office/drawing/2016/5/12/chartex" xmlns:cx7="http://schemas.microsoft.com/office/drawing/2016/5/13/chartex" xmlns:cx8="http://schemas.microsoft.com/office/drawing/2016/5/14/chartex" xmlns:mc="http://schemas.openxmlformats.org/markup-compatibility/2006" xmlns:aink="http://schemas.microsoft.com/office/drawing/2016/ink" xmlns:am3d="http://schemas.microsoft.com/office/drawing/2017/model3d" xmlns:o="urn:schemas-microsoft-com:office:office" xmlns:oel="http://schemas.microsoft.com/office/2019/extlst" xmlns:r="http://schemas.openxmlformats.org/officeDocument/2006/relationships" xmlns:m="http://schemas.openxmlformats.org/officeDocument/2006/math" xmlns:v="urn:schemas-microsoft-com:vml" xmlns:wp14="http://schemas.microsoft.com/office/word/2010/wordprocessingDrawing" xmlns:wp="http://schemas.openxmlformats.org/drawingml/2006/wordprocessingDrawing" xmlns:w10="urn:schemas-microsoft-com:office:word" xmlns:w="http://schemas.openxmlformats.org/wordprocessingml/2006/main" xmlns:w14="http://schemas.microsoft.com/office/word/2010/wordml" xmlns:w15="http://schemas.microsoft.com/office/word/2012/wordml" xmlns:w16cex="http://schemas.microsoft.com/office/word/2018/wordml/cex" xmlns:w16cid="http://schemas.microsoft.com/office/word/2016/wordml/cid" xmlns:w16="http://schemas.microsoft.com/office/word/2018/wordml" xmlns:w16du="http://schemas.microsoft.com/office/word/2023/wordml/word16du" xmlns:w16sdtdh="http://schemas.microsoft.com/office/word/2020/wordml/sdtdatahash" xmlns:w16sdtfl="http://schemas.microsoft.com/office/word/2024/wordml/sdtformatlock" xmlns:w16se="http://schemas.microsoft.com/office/word/2015/wordml/symex" xmlns:wpg="http://schemas.microsoft.com/office/word/2010/wordprocessingGroup" xmlns:wpi="http://schemas.microsoft.com/office/word/2010/wordprocessingInk" xmlns:wne="http://schemas.microsoft.com/office/word/2006/wordml" xmlns:wps="http://schemas.microsoft.com/office/word/2010/wordprocessingShape" mc:Ignorable="w14 w15 w16se w16cid w16 w16cex w16sdtdh w16sdtfl w16du wp14">
+<w:hdr xmlns:wpc="http://schemas.microsoft.com/office/word/2010/wordprocessingCanvas" xmlns:cx="http://schemas.microsoft.com/office/drawing/2014/chartex" xmlns:cx1="http://schemas.microsoft.com/office/drawing/2015/9/8/chartex" xmlns:cx2="http://schemas.microsoft.com/office/drawing/2015/10/21/chartex" xmlns:cx3="http://schemas.microsoft.com/office/drawing/2016/5/9/chartex" xmlns:cx4="http://schemas.microsoft.com/office/drawing/2016/5/10/chartex" xmlns:cx5="http://schemas.microsoft.com/office/drawing/2016/5/11/chartex" xmlns:cx6="http://schemas.microsoft.com/office/drawing/2016/5/12/chartex" xmlns:cx7="http://schemas.microsoft.com/office/drawing/2016/5/13/chartex" xmlns:cx8="http://schemas.microsoft.com/office/drawing/2016/5/14/chartex" xmlns:mc="http://schemas.openxmlformats.org/markup-compatibility/2006" xmlns:aink="http://schemas.microsoft.com/office/drawing/2016/ink" xmlns:am3d="http://schemas.microsoft.com/office/drawing/2017/model3d" xmlns:o="urn:schemas-microsoft-com:office:office" xmlns:oel="http://schemas.microsoft.com/office/2019/extlst" xmlns:r="http://schemas.openxmlformats.org/officeDocument/2006/relationships" xmlns:m="http://schemas.openxmlformats.org/officeDocument/2006/math" xmlns:v="urn:schemas-microsoft-com:vml" xmlns:wp14="http://schemas.microsoft.com/office/word/2010/wordprocessingDrawing" xmlns:wp="http://schemas.openxmlformats.org/drawingml/2006/wordprocessingDrawing" xmlns:w10="urn:schemas-microsoft-com:office:word" xmlns:w="http://schemas.openxmlformats.org/wordprocessingml/2006/main" xmlns:w14="http://schemas.microsoft.com/office/word/2010/wordml" xmlns:w15="http://schemas.microsoft.com/office/word/2012/wordml" xmlns:w16cex="http://schemas.microsoft.com/office/word/2018/wordml/cex" xmlns:w16cid="http://schemas.microsoft.com/office/word/2016/wordml/cid" xmlns:w16="http://schemas.microsoft.com/office/word/2018/wordml" xmlns:w16sdtdh="http://schemas.microsoft.com/office/word/2020/wordml/sdtdatahash" xmlns:w16se="http://schemas.microsoft.com/office/word/2015/wordml/symex" xmlns:wpg="http://schemas.microsoft.com/office/word/2010/wordprocessingGroup" xmlns:wpi="http://schemas.microsoft.com/office/word/2010/wordprocessingInk" xmlns:wne="http://schemas.microsoft.com/office/word/2006/wordml" xmlns:wps="http://schemas.microsoft.com/office/word/2010/wordprocessingShape" mc:Ignorable="w14 w15 w16se w16cid w16 w16cex w16sdtdh wp14">
   <w:p>
     <w:pPr>
       <w:jc w:val="right"/>
@@ -13473,7 +13410,7 @@
 </file>
 
 <file path=word/numbering.xml><?xml version="1.0" encoding="utf-8"?>
-<w:numbering xmlns:wpc="http://schemas.microsoft.com/office/word/2010/wordprocessingCanvas" xmlns:cx="http://schemas.microsoft.com/office/drawing/2014/chartex" xmlns:cx1="http://schemas.microsoft.com/office/drawing/2015/9/8/chartex" xmlns:cx2="http://schemas.microsoft.com/office/drawing/2015/10/21/chartex" xmlns:cx3="http://schemas.microsoft.com/office/drawing/2016/5/9/chartex" xmlns:cx4="http://schemas.microsoft.com/office/drawing/2016/5/10/chartex" xmlns:cx5="http://schemas.microsoft.com/office/drawing/2016/5/11/chartex" xmlns:cx6="http://schemas.microsoft.com/office/drawing/2016/5/12/chartex" xmlns:cx7="http://schemas.microsoft.com/office/drawing/2016/5/13/chartex" xmlns:cx8="http://schemas.microsoft.com/office/drawing/2016/5/14/chartex" xmlns:mc="http://schemas.openxmlformats.org/markup-compatibility/2006" xmlns:aink="http://schemas.microsoft.com/office/drawing/2016/ink" xmlns:am3d="http://schemas.microsoft.com/office/drawing/2017/model3d" xmlns:o="urn:schemas-microsoft-com:office:office" xmlns:oel="http://schemas.microsoft.com/office/2019/extlst" xmlns:r="http://schemas.openxmlformats.org/officeDocument/2006/relationships" xmlns:m="http://schemas.openxmlformats.org/officeDocument/2006/math" xmlns:v="urn:schemas-microsoft-com:vml" xmlns:wp14="http://schemas.microsoft.com/office/word/2010/wordprocessingDrawing" xmlns:wp="http://schemas.openxmlformats.org/drawingml/2006/wordprocessingDrawing" xmlns:w10="urn:schemas-microsoft-com:office:word" xmlns:w="http://schemas.openxmlformats.org/wordprocessingml/2006/main" xmlns:w14="http://schemas.microsoft.com/office/word/2010/wordml" xmlns:w15="http://schemas.microsoft.com/office/word/2012/wordml" xmlns:w16cex="http://schemas.microsoft.com/office/word/2018/wordml/cex" xmlns:w16cid="http://schemas.microsoft.com/office/word/2016/wordml/cid" xmlns:w16="http://schemas.microsoft.com/office/word/2018/wordml" xmlns:w16du="http://schemas.microsoft.com/office/word/2023/wordml/word16du" xmlns:w16sdtdh="http://schemas.microsoft.com/office/word/2020/wordml/sdtdatahash" xmlns:w16sdtfl="http://schemas.microsoft.com/office/word/2024/wordml/sdtformatlock" xmlns:w16se="http://schemas.microsoft.com/office/word/2015/wordml/symex" xmlns:wpg="http://schemas.microsoft.com/office/word/2010/wordprocessingGroup" xmlns:wpi="http://schemas.microsoft.com/office/word/2010/wordprocessingInk" xmlns:wne="http://schemas.microsoft.com/office/word/2006/wordml" xmlns:wps="http://schemas.microsoft.com/office/word/2010/wordprocessingShape" mc:Ignorable="w14 w15 w16se w16cid w16 w16cex w16sdtdh w16sdtfl w16du wp14">
+<w:numbering xmlns:wpc="http://schemas.microsoft.com/office/word/2010/wordprocessingCanvas" xmlns:cx="http://schemas.microsoft.com/office/drawing/2014/chartex" xmlns:cx1="http://schemas.microsoft.com/office/drawing/2015/9/8/chartex" xmlns:cx2="http://schemas.microsoft.com/office/drawing/2015/10/21/chartex" xmlns:cx3="http://schemas.microsoft.com/office/drawing/2016/5/9/chartex" xmlns:cx4="http://schemas.microsoft.com/office/drawing/2016/5/10/chartex" xmlns:cx5="http://schemas.microsoft.com/office/drawing/2016/5/11/chartex" xmlns:cx6="http://schemas.microsoft.com/office/drawing/2016/5/12/chartex" xmlns:cx7="http://schemas.microsoft.com/office/drawing/2016/5/13/chartex" xmlns:cx8="http://schemas.microsoft.com/office/drawing/2016/5/14/chartex" xmlns:mc="http://schemas.openxmlformats.org/markup-compatibility/2006" xmlns:aink="http://schemas.microsoft.com/office/drawing/2016/ink" xmlns:am3d="http://schemas.microsoft.com/office/drawing/2017/model3d" xmlns:o="urn:schemas-microsoft-com:office:office" xmlns:oel="http://schemas.microsoft.com/office/2019/extlst" xmlns:r="http://schemas.openxmlformats.org/officeDocument/2006/relationships" xmlns:m="http://schemas.openxmlformats.org/officeDocument/2006/math" xmlns:v="urn:schemas-microsoft-com:vml" xmlns:wp14="http://schemas.microsoft.com/office/word/2010/wordprocessingDrawing" xmlns:wp="http://schemas.openxmlformats.org/drawingml/2006/wordprocessingDrawing" xmlns:w10="urn:schemas-microsoft-com:office:word" xmlns:w="http://schemas.openxmlformats.org/wordprocessingml/2006/main" xmlns:w14="http://schemas.microsoft.com/office/word/2010/wordml" xmlns:w15="http://schemas.microsoft.com/office/word/2012/wordml" xmlns:w16cex="http://schemas.microsoft.com/office/word/2018/wordml/cex" xmlns:w16cid="http://schemas.microsoft.com/office/word/2016/wordml/cid" xmlns:w16="http://schemas.microsoft.com/office/word/2018/wordml" xmlns:w16sdtdh="http://schemas.microsoft.com/office/word/2020/wordml/sdtdatahash" xmlns:w16se="http://schemas.microsoft.com/office/word/2015/wordml/symex" xmlns:wpg="http://schemas.microsoft.com/office/word/2010/wordprocessingGroup" xmlns:wpi="http://schemas.microsoft.com/office/word/2010/wordprocessingInk" xmlns:wne="http://schemas.microsoft.com/office/word/2006/wordml" xmlns:wps="http://schemas.microsoft.com/office/word/2010/wordprocessingShape" mc:Ignorable="w14 w15 w16se w16cid w16 w16cex w16sdtdh wp14">
   <w:abstractNum w:abstractNumId="0" w15:restartNumberingAfterBreak="0">
     <w:nsid w:val="30532A8E"/>
     <w:multiLevelType w:val="hybridMultilevel"/>
@@ -13688,7 +13625,7 @@
 </file>
 
 <file path=word/styles.xml><?xml version="1.0" encoding="utf-8"?>
-<w:styles xmlns:mc="http://schemas.openxmlformats.org/markup-compatibility/2006" xmlns:r="http://schemas.openxmlformats.org/officeDocument/2006/relationships" xmlns:w="http://schemas.openxmlformats.org/wordprocessingml/2006/main" xmlns:w14="http://schemas.microsoft.com/office/word/2010/wordml" xmlns:w15="http://schemas.microsoft.com/office/word/2012/wordml" xmlns:w16cex="http://schemas.microsoft.com/office/word/2018/wordml/cex" xmlns:w16cid="http://schemas.microsoft.com/office/word/2016/wordml/cid" xmlns:w16="http://schemas.microsoft.com/office/word/2018/wordml" xmlns:w16du="http://schemas.microsoft.com/office/word/2023/wordml/word16du" xmlns:w16sdtdh="http://schemas.microsoft.com/office/word/2020/wordml/sdtdatahash" xmlns:w16sdtfl="http://schemas.microsoft.com/office/word/2024/wordml/sdtformatlock" xmlns:w16se="http://schemas.microsoft.com/office/word/2015/wordml/symex" mc:Ignorable="w14 w15 w16se w16cid w16 w16cex w16sdtdh w16sdtfl w16du">
+<w:styles xmlns:mc="http://schemas.openxmlformats.org/markup-compatibility/2006" xmlns:r="http://schemas.openxmlformats.org/officeDocument/2006/relationships" xmlns:w="http://schemas.openxmlformats.org/wordprocessingml/2006/main" xmlns:w14="http://schemas.microsoft.com/office/word/2010/wordml" xmlns:w15="http://schemas.microsoft.com/office/word/2012/wordml" xmlns:w16cex="http://schemas.microsoft.com/office/word/2018/wordml/cex" xmlns:w16cid="http://schemas.microsoft.com/office/word/2016/wordml/cid" xmlns:w16="http://schemas.microsoft.com/office/word/2018/wordml" xmlns:w16sdtdh="http://schemas.microsoft.com/office/word/2020/wordml/sdtdatahash" xmlns:w16se="http://schemas.microsoft.com/office/word/2015/wordml/symex" mc:Ignorable="w14 w15 w16se w16cid w16 w16cex w16sdtdh">
   <w:docDefaults>
     <w:rPrDefault>
       <w:rPr>
